--- a/prosedurler/EMS.EG.TL.12.02. On-the-Job Training and Instruction Read-and-Understood Record Instruction.docx
+++ b/prosedurler/EMS.EG.TL.12.02. On-the-Job Training and Instruction Read-and-Understood Record Instruction.docx
@@ -463,7 +463,7 @@
           <w:sz w:val="24"/>
           <w:szCs w:val="24"/>
         </w:rPr>
-        <w:t xml:space="preserve"> A table showing the competence level required and achieved for each employee and task (form FRM-EGT-01).</w:t>
+        <w:t xml:space="preserve"> A table showing the competence level required and achieved for each employee and task (form EMS.EG.FRM.12.01).</w:t>
       </w:r>
     </w:p>
     <w:p>
@@ -565,7 +565,7 @@
           <w:sz w:val="24"/>
           <w:szCs w:val="24"/>
         </w:rPr>
-        <w:t xml:space="preserve"> The record of subject, date, duration, trainer and participant signatures (form FRM-EGT-02).</w:t>
+        <w:t xml:space="preserve"> The record of subject, date, duration, trainer and participant signatures (form EMS.EG.FRM.12.02).</w:t>
       </w:r>
     </w:p>
     <w:p>
@@ -623,7 +623,7 @@
           <w:sz w:val="24"/>
           <w:szCs w:val="24"/>
         </w:rPr>
-        <w:t xml:space="preserve">1.1. The Department Supervisor lists the tasks of each position and compares them with the Competence Matrix (FRM-EGT-01); any task below the target level is marked as a training need.</w:t>
+        <w:t xml:space="preserve">1.1. The Department Supervisor lists the tasks of each position and compares them with the Competence Matrix (EMS.EG.FRM.12.01); any task below the target level is marked as a training need.</w:t>
       </w:r>
     </w:p>
     <w:p>
@@ -865,7 +865,7 @@
           <w:sz w:val="24"/>
           <w:szCs w:val="24"/>
         </w:rPr>
-        <w:t xml:space="preserve">3.5. Participants sign the Training Attendance Form (FRM-EGT-02) with subject, date, duration and trainer name.</w:t>
+        <w:t xml:space="preserve">3.5. Participants sign the Training Attendance Form (EMS.EG.FRM.12.02) with subject, date, duration and trainer name.</w:t>
       </w:r>
     </w:p>
     <w:p>
@@ -1132,7 +1132,7 @@
           <w:sz w:val="24"/>
           <w:szCs w:val="24"/>
         </w:rPr>
-        <w:t xml:space="preserve">6.1. Human Resources files the Training Attendance Form (FRM-EGT-02), read-and-understood records, test results and authorisations in the personnel training file.</w:t>
+        <w:t xml:space="preserve">6.1. Human Resources files the Training Attendance Form (EMS.EG.FRM.12.02), read-and-understood records, test results and authorisations in the personnel training file.</w:t>
       </w:r>
     </w:p>
     <w:p>
@@ -1392,7 +1392,7 @@
           <w:sz w:val="24"/>
           <w:szCs w:val="24"/>
         </w:rPr>
-        <w:t xml:space="preserve">PRS-EGT-01 Training and Competence Procedure; TLM-EGT-01 Competence matrix preparation; TLM-EGT-02 On-the-job training and instruction read-record</w:t>
+        <w:t xml:space="preserve">EMS.EG.PRO.12.01 Training and Competence Procedure; EMS.EG.TL.12.01 Competence matrix preparation; EMS.EG.TL.12.02 On-the-job training and instruction read-record</w:t>
       </w:r>
     </w:p>
     <w:p>
@@ -1411,7 +1411,7 @@
           <w:sz w:val="24"/>
           <w:szCs w:val="24"/>
         </w:rPr>
-        <w:t xml:space="preserve">FRM-EGT-01 Competence Matrix; FRM-EGT-02 Training Attendance Form</w:t>
+        <w:t xml:space="preserve">EMS.EG.FRM.12.01 Competence Matrix; EMS.EG.FRM.12.02 Training Attendance Form</w:t>
       </w:r>
     </w:p>
     <w:p>
@@ -1995,7 +1995,7 @@
           <w:sz w:val="24"/>
           <w:szCs w:val="24"/>
         </w:rPr>
-        <w:t xml:space="preserve"> جدول يبين مستوى الكفاءة المطلوب والمتحقق لكل عامل ولكل مهمة (النموذج FRM-EGT-01).</w:t>
+        <w:t xml:space="preserve"> جدول يبين مستوى الكفاءة المطلوب والمتحقق لكل عامل ولكل مهمة (النموذج EMS.EG.FRM.12.01).</w:t>
       </w:r>
     </w:p>
     <w:p>
@@ -2109,7 +2109,7 @@
           <w:sz w:val="24"/>
           <w:szCs w:val="24"/>
         </w:rPr>
-        <w:t xml:space="preserve"> سجل الموضوع والتاريخ والمدة والمدرب وتوقيعات المشاركين (النموذج FRM-EGT-02).</w:t>
+        <w:t xml:space="preserve"> سجل الموضوع والتاريخ والمدة والمدرب وتوقيعات المشاركين (النموذج EMS.EG.FRM.12.02).</w:t>
       </w:r>
     </w:p>
     <w:p>
@@ -2174,7 +2174,7 @@
           <w:sz w:val="24"/>
           <w:szCs w:val="24"/>
         </w:rPr>
-        <w:t xml:space="preserve">1.1. يُدرج مشرف القسم مهام كل وظيفة ويقارنها بمصفوفة الكفاءة (FRM-EGT-01)، وتُعلَّم أي مهمة دون المستوى المستهدف بوصفها حاجة تدريبية.</w:t>
+        <w:t xml:space="preserve">1.1. يُدرج مشرف القسم مهام كل وظيفة ويقارنها بمصفوفة الكفاءة (EMS.EG.FRM.12.01)، وتُعلَّم أي مهمة دون المستوى المستهدف بوصفها حاجة تدريبية.</w:t>
       </w:r>
     </w:p>
     <w:p>
@@ -2446,7 +2446,7 @@
           <w:sz w:val="24"/>
           <w:szCs w:val="24"/>
         </w:rPr>
-        <w:t xml:space="preserve">3.5. يوقع المشاركون على نموذج حضور التدريب (FRM-EGT-02) مع الموضوع والتاريخ والمدة واسم المدرب.</w:t>
+        <w:t xml:space="preserve">3.5. يوقع المشاركون على نموذج حضور التدريب (EMS.EG.FRM.12.02) مع الموضوع والتاريخ والمدة واسم المدرب.</w:t>
       </w:r>
     </w:p>
     <w:p>
@@ -2746,7 +2746,7 @@
           <w:sz w:val="24"/>
           <w:szCs w:val="24"/>
         </w:rPr>
-        <w:t xml:space="preserve">6.1. تحفظ الموارد البشرية نموذج حضور التدريب (FRM-EGT-02) وسجلات القراءة والفهم ونتائج الاختبارات والتفويضات في ملف تدريب العامل.</w:t>
+        <w:t xml:space="preserve">6.1. تحفظ الموارد البشرية نموذج حضور التدريب (EMS.EG.FRM.12.02) وسجلات القراءة والفهم ونتائج الاختبارات والتفويضات في ملف تدريب العامل.</w:t>
       </w:r>
     </w:p>
     <w:p>
@@ -3036,7 +3036,7 @@
           <w:sz w:val="24"/>
           <w:szCs w:val="24"/>
         </w:rPr>
-        <w:t xml:space="preserve">PRS-EGT-01 إجراء التدريب والكفاءة؛ TLM-EGT-01 إعداد مصفوفة الكفاءة؛ TLM-EGT-02 التدريب أثناء العمل وسجل قراءة التعليمات</w:t>
+        <w:t xml:space="preserve">EMS.EG.PRO.12.01 إجراء التدريب والكفاءة؛ EMS.EG.TL.12.01 إعداد مصفوفة الكفاءة؛ EMS.EG.TL.12.02 التدريب أثناء العمل وسجل قراءة التعليمات</w:t>
       </w:r>
     </w:p>
     <w:p>
@@ -3057,7 +3057,7 @@
           <w:sz w:val="24"/>
           <w:szCs w:val="24"/>
         </w:rPr>
-        <w:t xml:space="preserve">FRM-EGT-01 مصفوفة الكفاءة؛ FRM-EGT-02 نموذج حضور التدريب</w:t>
+        <w:t xml:space="preserve">EMS.EG.FRM.12.01 مصفوفة الكفاءة؛ EMS.EG.FRM.12.02 نموذج حضور التدريب</w:t>
       </w:r>
     </w:p>
     <w:p>
